--- a/Progres-Fatimah/Jurnal Submit/submit/JPSS/Sartiah Yusran/Nama Penulis.docx
+++ b/Progres-Fatimah/Jurnal Submit/submit/JPSS/Sartiah Yusran/Nama Penulis.docx
@@ -252,7 +252,10 @@
           </w:tcPr>
           <w:p>
             <w:r>
-              <w:t>Trias Setiawati</w:t>
+              <w:t xml:space="preserve">Trias </w:t>
+            </w:r>
+            <w:r>
+              <w:t>Setiawati</w:t>
             </w:r>
           </w:p>
         </w:tc>
